--- a/03_Outputs/final scripts/zh/Module 1/1.0.-1-zh.docx
+++ b/03_Outputs/final scripts/zh/Module 1/1.0.-1-zh.docx
@@ -19,12 +19,12 @@
     </w:p>
     <w:p>
       <w:r>
-        <w:t>我们将探讨能源在实现可持续发展目标中的关键作用，特别是SDG 7：确保所有人都能获得负担得起、可靠、可持续和现代的能源。</w:t>
+        <w:t>我们将探讨能源在实现可持续发展目标中的关键作用，基于SDG 7带来的综合益处：确保人人都能获得负担得起、可靠、可持续和现代的能源。</w:t>
       </w:r>
     </w:p>
     <w:p>
       <w:r>
-        <w:t>你还将看到，金融、健康、治理和性别等多个不同领域是如何通过能源相互连接的。</w:t>
+        <w:t>你还将看到，从金融、健康到治理和性别等多个领域，都是通过能源紧密相连的。</w:t>
       </w:r>
     </w:p>
     <w:p>
